--- a/formatos/formatos_cesiones_mx/cesion_fisica_a_moral_mx.docx
+++ b/formatos/formatos_cesiones_mx/cesion_fisica_a_moral_mx.docx
@@ -1298,9 +1298,9 @@
           <w:szCs w:val="21"/>
           <w:highlight w:val="yellow"/>
         </w:rPr>
-        <w:t>{{ BANCO</w:t>
-      </w:r>
-      <w:proofErr w:type="gramEnd"/>
+        <w:t xml:space="preserve">{{ </w:t>
+      </w:r>
+      <w:proofErr w:type="spellStart"/>
       <w:r>
         <w:rPr>
           <w:rFonts w:ascii="Garamond" w:eastAsia="Garamond" w:hAnsi="Garamond" w:cs="Garamond"/>
@@ -1308,7 +1308,47 @@
           <w:szCs w:val="21"/>
           <w:highlight w:val="yellow"/>
         </w:rPr>
-        <w:t xml:space="preserve"> }}</w:t>
+        <w:t>BANCO</w:t>
+      </w:r>
+      <w:proofErr w:type="gramEnd"/>
+      <w:r>
+        <w:rPr>
+          <w:rFonts w:ascii="Garamond" w:eastAsia="Garamond" w:hAnsi="Garamond" w:cs="Garamond"/>
+          <w:sz w:val="21"/>
+          <w:szCs w:val="21"/>
+          <w:highlight w:val="yellow"/>
+        </w:rPr>
+        <w:t>|</w:t>
+      </w:r>
+      <w:proofErr w:type="gramStart"/>
+      <w:r>
+        <w:rPr>
+          <w:rFonts w:ascii="Garamond" w:eastAsia="Garamond" w:hAnsi="Garamond" w:cs="Garamond"/>
+          <w:sz w:val="21"/>
+          <w:szCs w:val="21"/>
+          <w:highlight w:val="yellow"/>
+        </w:rPr>
+        <w:t>upper</w:t>
+      </w:r>
+      <w:proofErr w:type="spellEnd"/>
+      <w:r>
+        <w:rPr>
+          <w:rFonts w:ascii="Garamond" w:eastAsia="Garamond" w:hAnsi="Garamond" w:cs="Garamond"/>
+          <w:sz w:val="21"/>
+          <w:szCs w:val="21"/>
+          <w:highlight w:val="yellow"/>
+        </w:rPr>
+        <w:t xml:space="preserve"> }</w:t>
+      </w:r>
+      <w:proofErr w:type="gramEnd"/>
+      <w:r>
+        <w:rPr>
+          <w:rFonts w:ascii="Garamond" w:eastAsia="Garamond" w:hAnsi="Garamond" w:cs="Garamond"/>
+          <w:sz w:val="21"/>
+          <w:szCs w:val="21"/>
+          <w:highlight w:val="yellow"/>
+        </w:rPr>
+        <w:t>}</w:t>
       </w:r>
     </w:p>
     <w:p>
@@ -1649,9 +1689,9 @@
           <w:szCs w:val="21"/>
           <w:highlight w:val="yellow"/>
         </w:rPr>
-        <w:t xml:space="preserve">{{ </w:t>
-      </w:r>
-      <w:proofErr w:type="spellStart"/>
+        <w:t>{{ FECHA</w:t>
+      </w:r>
+      <w:proofErr w:type="gramEnd"/>
       <w:r>
         <w:rPr>
           <w:rFonts w:ascii="Garamond" w:eastAsia="Garamond" w:hAnsi="Garamond" w:cs="Garamond"/>
@@ -1660,9 +1700,9 @@
           <w:szCs w:val="21"/>
           <w:highlight w:val="yellow"/>
         </w:rPr>
-        <w:t>FECHA</w:t>
-      </w:r>
-      <w:proofErr w:type="gramEnd"/>
+        <w:t>|</w:t>
+      </w:r>
+      <w:proofErr w:type="gramStart"/>
       <w:r>
         <w:rPr>
           <w:rFonts w:ascii="Garamond" w:eastAsia="Garamond" w:hAnsi="Garamond" w:cs="Garamond"/>
@@ -1671,20 +1711,8 @@
           <w:szCs w:val="21"/>
           <w:highlight w:val="yellow"/>
         </w:rPr>
-        <w:t>|</w:t>
-      </w:r>
-      <w:proofErr w:type="gramStart"/>
-      <w:r>
-        <w:rPr>
-          <w:rFonts w:ascii="Garamond" w:eastAsia="Garamond" w:hAnsi="Garamond" w:cs="Garamond"/>
-          <w:b/>
-          <w:sz w:val="21"/>
-          <w:szCs w:val="21"/>
-          <w:highlight w:val="yellow"/>
-        </w:rPr>
-        <w:t>upper</w:t>
-      </w:r>
-      <w:proofErr w:type="spellEnd"/>
+        <w:t>lower</w:t>
+      </w:r>
       <w:r>
         <w:rPr>
           <w:rFonts w:ascii="Garamond" w:eastAsia="Garamond" w:hAnsi="Garamond" w:cs="Garamond"/>
@@ -3060,6 +3088,7 @@
   <w:style w:type="character" w:default="1" w:styleId="Fuentedeprrafopredeter">
     <w:name w:val="Default Paragraph Font"/>
     <w:uiPriority w:val="1"/>
+    <w:semiHidden/>
     <w:unhideWhenUsed/>
   </w:style>
   <w:style w:type="table" w:default="1" w:styleId="Tablanormal">

--- a/formatos/formatos_cesiones_mx/cesion_fisica_a_moral_mx.docx
+++ b/formatos/formatos_cesiones_mx/cesion_fisica_a_moral_mx.docx
@@ -1220,10 +1220,11 @@
         </w:rPr>
         <w:t xml:space="preserve"> </w:t>
       </w:r>
-      <w:r>
-        <w:rPr>
-          <w:rFonts w:ascii="Garamond" w:eastAsia="Garamond" w:hAnsi="Garamond" w:cs="Garamond"/>
-          <w:b/>
+      <w:proofErr w:type="gramStart"/>
+      <w:r>
+        <w:rPr>
+          <w:rFonts w:ascii="Garamond" w:eastAsia="Garamond" w:hAnsi="Garamond" w:cs="Garamond"/>
+          <w:bCs/>
           <w:sz w:val="21"/>
           <w:szCs w:val="21"/>
           <w:highlight w:val="yellow"/>
@@ -1234,23 +1235,56 @@
       <w:r>
         <w:rPr>
           <w:rFonts w:ascii="Garamond" w:eastAsia="Garamond" w:hAnsi="Garamond" w:cs="Garamond"/>
-          <w:b/>
-          <w:sz w:val="21"/>
-          <w:szCs w:val="21"/>
-          <w:highlight w:val="yellow"/>
-        </w:rPr>
-        <w:t>RS_CESIONARIO|upper</w:t>
+          <w:bCs/>
+          <w:sz w:val="21"/>
+          <w:szCs w:val="21"/>
+          <w:highlight w:val="yellow"/>
+        </w:rPr>
+        <w:t>RS</w:t>
+      </w:r>
+      <w:proofErr w:type="gramEnd"/>
+      <w:r>
+        <w:rPr>
+          <w:rFonts w:ascii="Garamond" w:eastAsia="Garamond" w:hAnsi="Garamond" w:cs="Garamond"/>
+          <w:bCs/>
+          <w:sz w:val="21"/>
+          <w:szCs w:val="21"/>
+          <w:highlight w:val="yellow"/>
+        </w:rPr>
+        <w:t>_CESIONARIO|</w:t>
+      </w:r>
+      <w:proofErr w:type="gramStart"/>
+      <w:r>
+        <w:rPr>
+          <w:rFonts w:ascii="Garamond" w:eastAsia="Garamond" w:hAnsi="Garamond" w:cs="Garamond"/>
+          <w:bCs/>
+          <w:sz w:val="21"/>
+          <w:szCs w:val="21"/>
+          <w:highlight w:val="yellow"/>
+        </w:rPr>
+        <w:t>upper</w:t>
       </w:r>
       <w:proofErr w:type="spellEnd"/>
       <w:r>
         <w:rPr>
           <w:rFonts w:ascii="Garamond" w:eastAsia="Garamond" w:hAnsi="Garamond" w:cs="Garamond"/>
-          <w:b/>
-          <w:sz w:val="21"/>
-          <w:szCs w:val="21"/>
-          <w:highlight w:val="yellow"/>
-        </w:rPr>
-        <w:t xml:space="preserve"> }}</w:t>
+          <w:bCs/>
+          <w:sz w:val="21"/>
+          <w:szCs w:val="21"/>
+          <w:highlight w:val="yellow"/>
+        </w:rPr>
+        <w:t xml:space="preserve"> }</w:t>
+      </w:r>
+      <w:proofErr w:type="gramEnd"/>
+      <w:r>
+        <w:rPr>
+          <w:rFonts w:ascii="Garamond" w:eastAsia="Garamond" w:hAnsi="Garamond" w:cs="Garamond"/>
+          <w:bCs/>
+          <w:sz w:val="21"/>
+          <w:szCs w:val="21"/>
+          <w:highlight w:val="yellow"/>
+        </w:rPr>
+        <w:t>}</w:t>
       </w:r>
     </w:p>
     <w:p>
@@ -1974,7 +2008,6 @@
                 <w:rFonts w:ascii="Garamond" w:eastAsia="Garamond" w:hAnsi="Garamond" w:cs="Garamond"/>
                 <w:sz w:val="20"/>
                 <w:szCs w:val="20"/>
-                <w:lang w:val="pt-PT"/>
               </w:rPr>
             </w:pPr>
             <w:r>
@@ -1982,18 +2015,24 @@
                 <w:rFonts w:ascii="Garamond" w:eastAsia="Garamond" w:hAnsi="Garamond" w:cs="Garamond"/>
                 <w:sz w:val="20"/>
                 <w:szCs w:val="20"/>
-                <w:lang w:val="pt-PT"/>
-              </w:rPr>
-              <w:t xml:space="preserve">Por </w:t>
+              </w:rPr>
+              <w:t>Por pr</w:t>
             </w:r>
             <w:r>
               <w:rPr>
                 <w:rFonts w:ascii="Garamond" w:eastAsia="Garamond" w:hAnsi="Garamond" w:cs="Garamond"/>
                 <w:sz w:val="20"/>
                 <w:szCs w:val="20"/>
-                <w:lang w:val="pt-PT"/>
-              </w:rPr>
-              <w:t>próprio derecho</w:t>
+              </w:rPr>
+              <w:t>opio</w:t>
+            </w:r>
+            <w:r>
+              <w:rPr>
+                <w:rFonts w:ascii="Garamond" w:eastAsia="Garamond" w:hAnsi="Garamond" w:cs="Garamond"/>
+                <w:sz w:val="20"/>
+                <w:szCs w:val="20"/>
+              </w:rPr>
+              <w:t xml:space="preserve"> derecho</w:t>
             </w:r>
           </w:p>
         </w:tc>

--- a/formatos/formatos_cesiones_mx/cesion_fisica_a_moral_mx.docx
+++ b/formatos/formatos_cesiones_mx/cesion_fisica_a_moral_mx.docx
@@ -2087,42 +2087,55 @@
               <w:jc w:val="center"/>
               <w:rPr>
                 <w:rFonts w:ascii="Garamond" w:eastAsia="Garamond" w:hAnsi="Garamond" w:cs="Garamond"/>
+                <w:bCs/>
                 <w:sz w:val="20"/>
                 <w:szCs w:val="20"/>
                 <w:highlight w:val="yellow"/>
               </w:rPr>
             </w:pPr>
+            <w:proofErr w:type="gramStart"/>
             <w:r>
               <w:rPr>
                 <w:rFonts w:ascii="Garamond" w:eastAsia="Garamond" w:hAnsi="Garamond" w:cs="Garamond"/>
-                <w:b/>
-                <w:sz w:val="21"/>
-                <w:szCs w:val="21"/>
+                <w:bCs/>
+                <w:sz w:val="20"/>
+                <w:szCs w:val="20"/>
                 <w:highlight w:val="yellow"/>
               </w:rPr>
-              <w:t xml:space="preserve">{{ </w:t>
+              <w:t>{{ RS</w:t>
             </w:r>
-            <w:proofErr w:type="spellStart"/>
+            <w:proofErr w:type="gramEnd"/>
             <w:r>
               <w:rPr>
                 <w:rFonts w:ascii="Garamond" w:eastAsia="Garamond" w:hAnsi="Garamond" w:cs="Garamond"/>
-                <w:b/>
-                <w:sz w:val="21"/>
-                <w:szCs w:val="21"/>
+                <w:bCs/>
+                <w:sz w:val="20"/>
+                <w:szCs w:val="20"/>
                 <w:highlight w:val="yellow"/>
               </w:rPr>
-              <w:t>RS_CESIONARIO|upper</w:t>
+              <w:t>_CESIONARIO_</w:t>
             </w:r>
-            <w:proofErr w:type="spellEnd"/>
+            <w:proofErr w:type="gramStart"/>
             <w:r>
               <w:rPr>
                 <w:rFonts w:ascii="Garamond" w:eastAsia="Garamond" w:hAnsi="Garamond" w:cs="Garamond"/>
-                <w:b/>
-                <w:sz w:val="21"/>
-                <w:szCs w:val="21"/>
+                <w:bCs/>
+                <w:sz w:val="20"/>
+                <w:szCs w:val="20"/>
                 <w:highlight w:val="yellow"/>
               </w:rPr>
-              <w:t xml:space="preserve"> }}</w:t>
+              <w:t>FIRMA }</w:t>
+            </w:r>
+            <w:proofErr w:type="gramEnd"/>
+            <w:r>
+              <w:rPr>
+                <w:rFonts w:ascii="Garamond" w:eastAsia="Garamond" w:hAnsi="Garamond" w:cs="Garamond"/>
+                <w:bCs/>
+                <w:sz w:val="20"/>
+                <w:szCs w:val="20"/>
+                <w:highlight w:val="yellow"/>
+              </w:rPr>
+              <w:t>}</w:t>
             </w:r>
           </w:p>
           <w:p>
@@ -2137,6 +2150,7 @@
               <w:jc w:val="center"/>
               <w:rPr>
                 <w:rFonts w:ascii="Garamond" w:eastAsia="Garamond" w:hAnsi="Garamond" w:cs="Garamond"/>
+                <w:bCs/>
                 <w:sz w:val="20"/>
                 <w:szCs w:val="20"/>
                 <w:highlight w:val="yellow"/>
@@ -3127,7 +3141,6 @@
   <w:style w:type="character" w:default="1" w:styleId="Fuentedeprrafopredeter">
     <w:name w:val="Default Paragraph Font"/>
     <w:uiPriority w:val="1"/>
-    <w:semiHidden/>
     <w:unhideWhenUsed/>
   </w:style>
   <w:style w:type="table" w:default="1" w:styleId="Tablanormal">

--- a/formatos/formatos_cesiones_mx/cesion_fisica_a_moral_mx.docx
+++ b/formatos/formatos_cesiones_mx/cesion_fisica_a_moral_mx.docx
@@ -36,295 +36,176 @@
           <w:b/>
           <w:sz w:val="21"/>
           <w:szCs w:val="21"/>
-          <w:highlight w:val="yellow"/>
-        </w:rPr>
-        <w:t xml:space="preserve">{{ </w:t>
-      </w:r>
-      <w:proofErr w:type="spellStart"/>
+        </w:rPr>
+        <w:t>{{ NOMBRE_CEDENTE|upper }}</w:t>
+      </w:r>
+      <w:r>
+        <w:rPr>
+          <w:rFonts w:ascii="Garamond" w:eastAsia="Garamond" w:hAnsi="Garamond" w:cs="Garamond"/>
+          <w:b/>
+          <w:bCs/>
+          <w:sz w:val="20"/>
+          <w:szCs w:val="20"/>
+        </w:rPr>
+        <w:t>, CON REGISTRO FEDERAL DE CONTRIBUYENTES {{</w:t>
+      </w:r>
+      <w:r>
+        <w:rPr>
+          <w:rFonts w:ascii="Garamond" w:eastAsia="Garamond" w:hAnsi="Garamond" w:cs="Garamond"/>
+          <w:b/>
+          <w:bCs/>
+          <w:sz w:val="20"/>
+          <w:szCs w:val="20"/>
+        </w:rPr>
+        <w:t xml:space="preserve"> </w:t>
+      </w:r>
+      <w:r>
+        <w:rPr>
+          <w:rFonts w:ascii="Garamond" w:eastAsia="Garamond" w:hAnsi="Garamond" w:cs="Garamond"/>
+          <w:b/>
+          <w:bCs/>
+          <w:sz w:val="20"/>
+          <w:szCs w:val="20"/>
+        </w:rPr>
+        <w:t>CEDENTE_RFC</w:t>
+      </w:r>
+      <w:r>
+        <w:rPr>
+          <w:rFonts w:ascii="Garamond" w:eastAsia="Garamond" w:hAnsi="Garamond" w:cs="Garamond"/>
+          <w:b/>
+          <w:bCs/>
+          <w:sz w:val="20"/>
+          <w:szCs w:val="20"/>
+        </w:rPr>
+        <w:t xml:space="preserve"> </w:t>
+      </w:r>
+      <w:r>
+        <w:rPr>
+          <w:rFonts w:ascii="Garamond" w:eastAsia="Garamond" w:hAnsi="Garamond" w:cs="Garamond"/>
+          <w:b/>
+          <w:bCs/>
+          <w:sz w:val="20"/>
+          <w:szCs w:val="20"/>
+        </w:rPr>
+        <w:t>}},</w:t>
+      </w:r>
+      <w:r>
+        <w:rPr>
+          <w:rFonts w:ascii="Garamond" w:eastAsia="Garamond" w:hAnsi="Garamond" w:cs="Garamond"/>
+          <w:b/>
+          <w:bCs/>
+          <w:sz w:val="20"/>
+          <w:szCs w:val="20"/>
+        </w:rPr>
+        <w:t xml:space="preserve"> </w:t>
+      </w:r>
+      <w:r>
+        <w:rPr>
+          <w:rFonts w:ascii="Garamond" w:eastAsia="Garamond" w:hAnsi="Garamond" w:cs="Garamond"/>
+          <w:b/>
+          <w:bCs/>
+          <w:sz w:val="20"/>
+          <w:szCs w:val="20"/>
+        </w:rPr>
+        <w:t xml:space="preserve">(EN ADELANTE, EL “CEDENTE”); POR OTRA PARTE, </w:t>
+      </w:r>
       <w:r>
         <w:rPr>
           <w:rFonts w:ascii="Garamond" w:eastAsia="Garamond" w:hAnsi="Garamond" w:cs="Garamond"/>
           <w:b/>
           <w:sz w:val="21"/>
           <w:szCs w:val="21"/>
-          <w:highlight w:val="yellow"/>
-        </w:rPr>
-        <w:t>NOMBRE_CEDENTE|upper</w:t>
-      </w:r>
-      <w:proofErr w:type="spellEnd"/>
+        </w:rPr>
+        <w:t>{{ RS_CESIONARIO|upper }}</w:t>
+      </w:r>
+      <w:r>
+        <w:rPr>
+          <w:rFonts w:ascii="Garamond" w:eastAsia="Garamond" w:hAnsi="Garamond" w:cs="Garamond"/>
+          <w:b/>
+          <w:bCs/>
+          <w:sz w:val="20"/>
+          <w:szCs w:val="20"/>
+        </w:rPr>
+        <w:t>,</w:t>
+      </w:r>
+      <w:r>
+        <w:rPr>
+          <w:rFonts w:ascii="Garamond" w:eastAsia="Garamond" w:hAnsi="Garamond" w:cs="Garamond"/>
+          <w:b/>
+          <w:bCs/>
+          <w:sz w:val="20"/>
+          <w:szCs w:val="20"/>
+        </w:rPr>
+        <w:t xml:space="preserve"> </w:t>
+      </w:r>
+      <w:r>
+        <w:rPr>
+          <w:rFonts w:ascii="Garamond" w:eastAsia="Garamond" w:hAnsi="Garamond" w:cs="Garamond"/>
+          <w:b/>
+          <w:bCs/>
+          <w:sz w:val="20"/>
+          <w:szCs w:val="20"/>
+        </w:rPr>
+        <w:t xml:space="preserve"> CON REGISTRO FEDERAL DE CONTRIBUYENTES {{</w:t>
+      </w:r>
+      <w:r>
+        <w:rPr>
+          <w:rFonts w:ascii="Garamond" w:eastAsia="Garamond" w:hAnsi="Garamond" w:cs="Garamond"/>
+          <w:b/>
+          <w:bCs/>
+          <w:sz w:val="20"/>
+          <w:szCs w:val="20"/>
+        </w:rPr>
+        <w:t xml:space="preserve"> </w:t>
+      </w:r>
+      <w:r>
+        <w:rPr>
+          <w:rFonts w:ascii="Garamond" w:eastAsia="Garamond" w:hAnsi="Garamond" w:cs="Garamond"/>
+          <w:b/>
+          <w:bCs/>
+          <w:sz w:val="20"/>
+          <w:szCs w:val="20"/>
+        </w:rPr>
+        <w:t>CESIONARIO_RFC</w:t>
+      </w:r>
+      <w:r>
+        <w:rPr>
+          <w:rFonts w:ascii="Garamond" w:eastAsia="Garamond" w:hAnsi="Garamond" w:cs="Garamond"/>
+          <w:b/>
+          <w:bCs/>
+          <w:sz w:val="20"/>
+          <w:szCs w:val="20"/>
+        </w:rPr>
+        <w:t xml:space="preserve"> </w:t>
+      </w:r>
+      <w:r>
+        <w:rPr>
+          <w:rFonts w:ascii="Garamond" w:eastAsia="Garamond" w:hAnsi="Garamond" w:cs="Garamond"/>
+          <w:b/>
+          <w:bCs/>
+          <w:sz w:val="20"/>
+          <w:szCs w:val="20"/>
+        </w:rPr>
+        <w:t>}},</w:t>
+      </w:r>
+      <w:r>
+        <w:rPr>
+          <w:rFonts w:ascii="Garamond" w:eastAsia="Garamond" w:hAnsi="Garamond" w:cs="Garamond"/>
+          <w:b/>
+          <w:bCs/>
+          <w:sz w:val="20"/>
+          <w:szCs w:val="20"/>
+        </w:rPr>
+        <w:t xml:space="preserve"> REPRESENTADA EN ESTE ACTO POR </w:t>
+      </w:r>
       <w:r>
         <w:rPr>
           <w:rFonts w:ascii="Garamond" w:eastAsia="Garamond" w:hAnsi="Garamond" w:cs="Garamond"/>
           <w:b/>
           <w:sz w:val="21"/>
           <w:szCs w:val="21"/>
-          <w:highlight w:val="yellow"/>
-        </w:rPr>
-        <w:t xml:space="preserve"> }}</w:t>
-      </w:r>
-      <w:r>
-        <w:rPr>
-          <w:rFonts w:ascii="Garamond" w:eastAsia="Garamond" w:hAnsi="Garamond" w:cs="Garamond"/>
-          <w:b/>
-          <w:bCs/>
-          <w:sz w:val="20"/>
-          <w:szCs w:val="20"/>
-        </w:rPr>
-        <w:t xml:space="preserve">, CON REGISTRO FEDERAL DE CONTRIBUYENTES </w:t>
-      </w:r>
-      <w:r>
-        <w:rPr>
-          <w:rFonts w:ascii="Garamond" w:eastAsia="Garamond" w:hAnsi="Garamond" w:cs="Garamond"/>
-          <w:b/>
-          <w:bCs/>
-          <w:sz w:val="20"/>
-          <w:szCs w:val="20"/>
-          <w:highlight w:val="yellow"/>
-        </w:rPr>
-        <w:t>{{</w:t>
-      </w:r>
-      <w:r>
-        <w:rPr>
-          <w:rFonts w:ascii="Garamond" w:eastAsia="Garamond" w:hAnsi="Garamond" w:cs="Garamond"/>
-          <w:b/>
-          <w:bCs/>
-          <w:sz w:val="20"/>
-          <w:szCs w:val="20"/>
-          <w:highlight w:val="yellow"/>
-        </w:rPr>
-        <w:t xml:space="preserve"> </w:t>
-      </w:r>
-      <w:r>
-        <w:rPr>
-          <w:rFonts w:ascii="Garamond" w:eastAsia="Garamond" w:hAnsi="Garamond" w:cs="Garamond"/>
-          <w:b/>
-          <w:bCs/>
-          <w:sz w:val="20"/>
-          <w:szCs w:val="20"/>
-          <w:highlight w:val="yellow"/>
-        </w:rPr>
-        <w:t>CEDENTE_RFC</w:t>
-      </w:r>
-      <w:r>
-        <w:rPr>
-          <w:rFonts w:ascii="Garamond" w:eastAsia="Garamond" w:hAnsi="Garamond" w:cs="Garamond"/>
-          <w:b/>
-          <w:bCs/>
-          <w:sz w:val="20"/>
-          <w:szCs w:val="20"/>
-          <w:highlight w:val="yellow"/>
-        </w:rPr>
-        <w:t xml:space="preserve"> </w:t>
-      </w:r>
-      <w:r>
-        <w:rPr>
-          <w:rFonts w:ascii="Garamond" w:eastAsia="Garamond" w:hAnsi="Garamond" w:cs="Garamond"/>
-          <w:b/>
-          <w:bCs/>
-          <w:sz w:val="20"/>
-          <w:szCs w:val="20"/>
-          <w:highlight w:val="yellow"/>
-        </w:rPr>
-        <w:t>}}</w:t>
-      </w:r>
-      <w:r>
-        <w:rPr>
-          <w:rFonts w:ascii="Garamond" w:eastAsia="Garamond" w:hAnsi="Garamond" w:cs="Garamond"/>
-          <w:b/>
-          <w:bCs/>
-          <w:sz w:val="20"/>
-          <w:szCs w:val="20"/>
-        </w:rPr>
-        <w:t>,</w:t>
-      </w:r>
-      <w:r>
-        <w:rPr>
-          <w:rFonts w:ascii="Garamond" w:eastAsia="Garamond" w:hAnsi="Garamond" w:cs="Garamond"/>
-          <w:b/>
-          <w:bCs/>
-          <w:sz w:val="20"/>
-          <w:szCs w:val="20"/>
-        </w:rPr>
-        <w:t xml:space="preserve"> </w:t>
-      </w:r>
-      <w:r>
-        <w:rPr>
-          <w:rFonts w:ascii="Garamond" w:eastAsia="Garamond" w:hAnsi="Garamond" w:cs="Garamond"/>
-          <w:b/>
-          <w:bCs/>
-          <w:sz w:val="20"/>
-          <w:szCs w:val="20"/>
-        </w:rPr>
-        <w:t xml:space="preserve">(EN ADELANTE, EL “CEDENTE”); POR OTRA PARTE, </w:t>
-      </w:r>
-      <w:r>
-        <w:rPr>
-          <w:rFonts w:ascii="Garamond" w:eastAsia="Garamond" w:hAnsi="Garamond" w:cs="Garamond"/>
-          <w:b/>
-          <w:sz w:val="21"/>
-          <w:szCs w:val="21"/>
-          <w:highlight w:val="yellow"/>
-        </w:rPr>
-        <w:t xml:space="preserve">{{ </w:t>
-      </w:r>
-      <w:proofErr w:type="spellStart"/>
-      <w:r>
-        <w:rPr>
-          <w:rFonts w:ascii="Garamond" w:eastAsia="Garamond" w:hAnsi="Garamond" w:cs="Garamond"/>
-          <w:b/>
-          <w:sz w:val="21"/>
-          <w:szCs w:val="21"/>
-          <w:highlight w:val="yellow"/>
-        </w:rPr>
-        <w:t>RS_CESIONARIO|upper</w:t>
-      </w:r>
-      <w:proofErr w:type="spellEnd"/>
-      <w:r>
-        <w:rPr>
-          <w:rFonts w:ascii="Garamond" w:eastAsia="Garamond" w:hAnsi="Garamond" w:cs="Garamond"/>
-          <w:b/>
-          <w:sz w:val="21"/>
-          <w:szCs w:val="21"/>
-          <w:highlight w:val="yellow"/>
-        </w:rPr>
-        <w:t xml:space="preserve"> }}</w:t>
-      </w:r>
-      <w:r>
-        <w:rPr>
-          <w:rFonts w:ascii="Garamond" w:eastAsia="Garamond" w:hAnsi="Garamond" w:cs="Garamond"/>
-          <w:b/>
-          <w:bCs/>
-          <w:sz w:val="20"/>
-          <w:szCs w:val="20"/>
-        </w:rPr>
-        <w:t>,</w:t>
-      </w:r>
-      <w:r>
-        <w:rPr>
-          <w:rFonts w:ascii="Garamond" w:eastAsia="Garamond" w:hAnsi="Garamond" w:cs="Garamond"/>
-          <w:b/>
-          <w:bCs/>
-          <w:sz w:val="20"/>
-          <w:szCs w:val="20"/>
-        </w:rPr>
-        <w:t xml:space="preserve"> </w:t>
-      </w:r>
-      <w:r>
-        <w:rPr>
-          <w:rFonts w:ascii="Garamond" w:eastAsia="Garamond" w:hAnsi="Garamond" w:cs="Garamond"/>
-          <w:b/>
-          <w:bCs/>
-          <w:sz w:val="20"/>
-          <w:szCs w:val="20"/>
-        </w:rPr>
-        <w:t xml:space="preserve"> CON REGISTRO FEDERAL DE CONTRIBUYENTES </w:t>
-      </w:r>
-      <w:r>
-        <w:rPr>
-          <w:rFonts w:ascii="Garamond" w:eastAsia="Garamond" w:hAnsi="Garamond" w:cs="Garamond"/>
-          <w:b/>
-          <w:bCs/>
-          <w:sz w:val="20"/>
-          <w:szCs w:val="20"/>
-          <w:highlight w:val="yellow"/>
-        </w:rPr>
-        <w:t>{{</w:t>
-      </w:r>
-      <w:r>
-        <w:rPr>
-          <w:rFonts w:ascii="Garamond" w:eastAsia="Garamond" w:hAnsi="Garamond" w:cs="Garamond"/>
-          <w:b/>
-          <w:bCs/>
-          <w:sz w:val="20"/>
-          <w:szCs w:val="20"/>
-          <w:highlight w:val="yellow"/>
-        </w:rPr>
-        <w:t xml:space="preserve"> </w:t>
-      </w:r>
-      <w:r>
-        <w:rPr>
-          <w:rFonts w:ascii="Garamond" w:eastAsia="Garamond" w:hAnsi="Garamond" w:cs="Garamond"/>
-          <w:b/>
-          <w:bCs/>
-          <w:sz w:val="20"/>
-          <w:szCs w:val="20"/>
-          <w:highlight w:val="yellow"/>
-        </w:rPr>
-        <w:t>CESIONARIO_RFC</w:t>
-      </w:r>
-      <w:r>
-        <w:rPr>
-          <w:rFonts w:ascii="Garamond" w:eastAsia="Garamond" w:hAnsi="Garamond" w:cs="Garamond"/>
-          <w:b/>
-          <w:bCs/>
-          <w:sz w:val="20"/>
-          <w:szCs w:val="20"/>
-          <w:highlight w:val="yellow"/>
-        </w:rPr>
-        <w:t xml:space="preserve"> </w:t>
-      </w:r>
-      <w:r>
-        <w:rPr>
-          <w:rFonts w:ascii="Garamond" w:eastAsia="Garamond" w:hAnsi="Garamond" w:cs="Garamond"/>
-          <w:b/>
-          <w:bCs/>
-          <w:sz w:val="20"/>
-          <w:szCs w:val="20"/>
-          <w:highlight w:val="yellow"/>
-        </w:rPr>
-        <w:t>}}</w:t>
-      </w:r>
-      <w:r>
-        <w:rPr>
-          <w:rFonts w:ascii="Garamond" w:eastAsia="Garamond" w:hAnsi="Garamond" w:cs="Garamond"/>
-          <w:b/>
-          <w:bCs/>
-          <w:sz w:val="20"/>
-          <w:szCs w:val="20"/>
-        </w:rPr>
-        <w:t>,</w:t>
-      </w:r>
-      <w:r>
-        <w:rPr>
-          <w:rFonts w:ascii="Garamond" w:eastAsia="Garamond" w:hAnsi="Garamond" w:cs="Garamond"/>
-          <w:b/>
-          <w:bCs/>
-          <w:sz w:val="20"/>
-          <w:szCs w:val="20"/>
-        </w:rPr>
-        <w:t xml:space="preserve"> REPRESENTADA EN ESTE ACTO POR </w:t>
-      </w:r>
-      <w:r>
-        <w:rPr>
-          <w:rFonts w:ascii="Garamond" w:eastAsia="Garamond" w:hAnsi="Garamond" w:cs="Garamond"/>
-          <w:b/>
-          <w:sz w:val="21"/>
-          <w:szCs w:val="21"/>
-          <w:highlight w:val="yellow"/>
-        </w:rPr>
-        <w:t xml:space="preserve">{{ </w:t>
-      </w:r>
-      <w:proofErr w:type="spellStart"/>
-      <w:r>
-        <w:rPr>
-          <w:rFonts w:ascii="Garamond" w:eastAsia="Garamond" w:hAnsi="Garamond" w:cs="Garamond"/>
-          <w:b/>
-          <w:sz w:val="21"/>
-          <w:szCs w:val="21"/>
-          <w:highlight w:val="yellow"/>
-        </w:rPr>
-        <w:t>RL_CESIONARIO|upper</w:t>
-      </w:r>
-      <w:proofErr w:type="spellEnd"/>
-      <w:r>
-        <w:rPr>
-          <w:rFonts w:ascii="Garamond" w:eastAsia="Garamond" w:hAnsi="Garamond" w:cs="Garamond"/>
-          <w:b/>
-          <w:sz w:val="21"/>
-          <w:szCs w:val="21"/>
-          <w:highlight w:val="yellow"/>
-        </w:rPr>
-        <w:t xml:space="preserve"> }}</w:t>
+        </w:rPr>
+        <w:t>{{ RL_CESIONARIO|upper }}</w:t>
       </w:r>
       <w:r>
         <w:rPr>
@@ -466,65 +347,13 @@
         </w:rPr>
         <w:t xml:space="preserve"> El Acuerdo fue celebrado respecto de la(s) marca(s) denominada(s) comercialmente “</w:t>
       </w:r>
-      <w:proofErr w:type="gramStart"/>
       <w:r>
         <w:rPr>
           <w:rFonts w:ascii="Garamond" w:eastAsia="Garamond" w:hAnsi="Garamond" w:cs="Garamond"/>
           <w:sz w:val="21"/>
           <w:szCs w:val="21"/>
-          <w:highlight w:val="yellow"/>
-        </w:rPr>
-        <w:t xml:space="preserve">{{ </w:t>
-      </w:r>
-      <w:proofErr w:type="spellStart"/>
-      <w:r>
-        <w:rPr>
-          <w:rFonts w:ascii="Garamond" w:eastAsia="Garamond" w:hAnsi="Garamond" w:cs="Garamond"/>
-          <w:sz w:val="21"/>
-          <w:szCs w:val="21"/>
-          <w:highlight w:val="yellow"/>
-        </w:rPr>
-        <w:t>MARCA</w:t>
-      </w:r>
-      <w:proofErr w:type="gramEnd"/>
-      <w:r>
-        <w:rPr>
-          <w:rFonts w:ascii="Garamond" w:eastAsia="Garamond" w:hAnsi="Garamond" w:cs="Garamond"/>
-          <w:sz w:val="21"/>
-          <w:szCs w:val="21"/>
-          <w:highlight w:val="yellow"/>
-        </w:rPr>
-        <w:t>|</w:t>
-      </w:r>
-      <w:proofErr w:type="gramStart"/>
-      <w:r>
-        <w:rPr>
-          <w:rFonts w:ascii="Garamond" w:eastAsia="Garamond" w:hAnsi="Garamond" w:cs="Garamond"/>
-          <w:sz w:val="21"/>
-          <w:szCs w:val="21"/>
-          <w:highlight w:val="yellow"/>
-        </w:rPr>
-        <w:t>title</w:t>
-      </w:r>
-      <w:proofErr w:type="spellEnd"/>
-      <w:r>
-        <w:rPr>
-          <w:rFonts w:ascii="Garamond" w:eastAsia="Garamond" w:hAnsi="Garamond" w:cs="Garamond"/>
-          <w:sz w:val="21"/>
-          <w:szCs w:val="21"/>
-          <w:highlight w:val="yellow"/>
-        </w:rPr>
-        <w:t xml:space="preserve"> }</w:t>
-      </w:r>
-      <w:proofErr w:type="gramEnd"/>
-      <w:r>
-        <w:rPr>
-          <w:rFonts w:ascii="Garamond" w:eastAsia="Garamond" w:hAnsi="Garamond" w:cs="Garamond"/>
-          <w:sz w:val="21"/>
-          <w:szCs w:val="21"/>
-          <w:highlight w:val="yellow"/>
-        </w:rPr>
-        <w:t>}</w:t>
+        </w:rPr>
+        <w:t>{{ MARCA|title }}</w:t>
       </w:r>
       <w:r>
         <w:rPr>
@@ -646,29 +475,7 @@
           <w:sz w:val="20"/>
           <w:szCs w:val="20"/>
         </w:rPr>
-        <w:t>(</w:t>
-      </w:r>
-      <w:proofErr w:type="spellStart"/>
-      <w:r>
-        <w:rPr>
-          <w:rFonts w:ascii="Garamond" w:eastAsia="Garamond" w:hAnsi="Garamond" w:cs="Garamond"/>
-          <w:b/>
-          <w:bCs/>
-          <w:sz w:val="20"/>
-          <w:szCs w:val="20"/>
-        </w:rPr>
-        <w:t>ii</w:t>
-      </w:r>
-      <w:proofErr w:type="spellEnd"/>
-      <w:r>
-        <w:rPr>
-          <w:rFonts w:ascii="Garamond" w:eastAsia="Garamond" w:hAnsi="Garamond" w:cs="Garamond"/>
-          <w:b/>
-          <w:bCs/>
-          <w:sz w:val="20"/>
-          <w:szCs w:val="20"/>
-        </w:rPr>
-        <w:t>)</w:t>
+        <w:t>(ii)</w:t>
       </w:r>
       <w:r>
         <w:rPr>
@@ -696,29 +503,7 @@
           <w:sz w:val="20"/>
           <w:szCs w:val="20"/>
         </w:rPr>
-        <w:t>(</w:t>
-      </w:r>
-      <w:proofErr w:type="spellStart"/>
-      <w:r>
-        <w:rPr>
-          <w:rFonts w:ascii="Garamond" w:eastAsia="Garamond" w:hAnsi="Garamond" w:cs="Garamond"/>
-          <w:b/>
-          <w:bCs/>
-          <w:sz w:val="20"/>
-          <w:szCs w:val="20"/>
-        </w:rPr>
-        <w:t>iii</w:t>
-      </w:r>
-      <w:proofErr w:type="spellEnd"/>
-      <w:r>
-        <w:rPr>
-          <w:rFonts w:ascii="Garamond" w:eastAsia="Garamond" w:hAnsi="Garamond" w:cs="Garamond"/>
-          <w:b/>
-          <w:bCs/>
-          <w:sz w:val="20"/>
-          <w:szCs w:val="20"/>
-        </w:rPr>
-        <w:t>)</w:t>
+        <w:t>(iii)</w:t>
       </w:r>
       <w:r>
         <w:rPr>
@@ -746,29 +531,7 @@
           <w:sz w:val="20"/>
           <w:szCs w:val="20"/>
         </w:rPr>
-        <w:t>(</w:t>
-      </w:r>
-      <w:proofErr w:type="spellStart"/>
-      <w:r>
-        <w:rPr>
-          <w:rFonts w:ascii="Garamond" w:eastAsia="Garamond" w:hAnsi="Garamond" w:cs="Garamond"/>
-          <w:b/>
-          <w:bCs/>
-          <w:sz w:val="20"/>
-          <w:szCs w:val="20"/>
-        </w:rPr>
-        <w:t>iv</w:t>
-      </w:r>
-      <w:proofErr w:type="spellEnd"/>
-      <w:r>
-        <w:rPr>
-          <w:rFonts w:ascii="Garamond" w:eastAsia="Garamond" w:hAnsi="Garamond" w:cs="Garamond"/>
-          <w:b/>
-          <w:bCs/>
-          <w:sz w:val="20"/>
-          <w:szCs w:val="20"/>
-        </w:rPr>
-        <w:t>)</w:t>
+        <w:t>(iv)</w:t>
       </w:r>
       <w:r>
         <w:rPr>
@@ -968,25 +731,7 @@
           <w:sz w:val="20"/>
           <w:szCs w:val="20"/>
         </w:rPr>
-        <w:t xml:space="preserve"> La cesión surtirá efectos a partir de la fecha en que Rappi ejecute el cambio de titularidad de la Marca en la Plataforma Rappi (la “Fecha Efectiva”), la cual se acreditará con la firma del presente Contrato y el primer registro del Cesionario en Portal </w:t>
-      </w:r>
-      <w:proofErr w:type="spellStart"/>
-      <w:r>
-        <w:rPr>
-          <w:rFonts w:ascii="Garamond" w:eastAsia="Garamond" w:hAnsi="Garamond" w:cs="Garamond"/>
-          <w:sz w:val="20"/>
-          <w:szCs w:val="20"/>
-        </w:rPr>
-        <w:t>Partners</w:t>
-      </w:r>
-      <w:proofErr w:type="spellEnd"/>
-      <w:r>
-        <w:rPr>
-          <w:rFonts w:ascii="Garamond" w:eastAsia="Garamond" w:hAnsi="Garamond" w:cs="Garamond"/>
-          <w:sz w:val="20"/>
-          <w:szCs w:val="20"/>
-        </w:rPr>
-        <w:t>.</w:t>
+        <w:t xml:space="preserve"> La cesión surtirá efectos a partir de la fecha en que Rappi ejecute el cambio de titularidad de la Marca en la Plataforma Rappi (la “Fecha Efectiva”), la cual se acreditará con la firma del presente Contrato y el primer registro del Cesionario en Portal Partners.</w:t>
       </w:r>
     </w:p>
     <w:p>
@@ -1127,25 +872,7 @@
           <w:sz w:val="20"/>
           <w:szCs w:val="20"/>
         </w:rPr>
-        <w:t xml:space="preserve"> El Cedente se constituye como obligado solidario del Cesionario frente a Rappi respecto del cumplimiento de todas las obligaciones de pago derivadas del Acuerdo y del presente Contrato, por un plazo de seis (6) </w:t>
-      </w:r>
-      <w:proofErr w:type="gramStart"/>
-      <w:r>
-        <w:rPr>
-          <w:rFonts w:ascii="Garamond" w:eastAsia="Garamond" w:hAnsi="Garamond" w:cs="Garamond"/>
-          <w:sz w:val="20"/>
-          <w:szCs w:val="20"/>
-        </w:rPr>
-        <w:t>meses contado</w:t>
-      </w:r>
-      <w:proofErr w:type="gramEnd"/>
-      <w:r>
-        <w:rPr>
-          <w:rFonts w:ascii="Garamond" w:eastAsia="Garamond" w:hAnsi="Garamond" w:cs="Garamond"/>
-          <w:sz w:val="20"/>
-          <w:szCs w:val="20"/>
-        </w:rPr>
-        <w:t xml:space="preserve"> a partir de la Fecha Efectiva. En caso de incumplimiento del Cesionario, el Cedente se obliga a cubrir el adeudo mediante depósito directo en la cuenta que Rappi designe, dentro de los 15 (quince) días hábiles siguientes al requerimiento, sin necesidad de excusión ni orden previa. El Cedente suscribe el presente Contrato en señal de aceptación expresa de esta obligación.</w:t>
+        <w:t xml:space="preserve"> El Cedente se constituye como obligado solidario del Cesionario frente a Rappi respecto del cumplimiento de todas las obligaciones de pago derivadas del Acuerdo y del presente Contrato, por un plazo de seis (6) meses contado a partir de la Fecha Efectiva. En caso de incumplimiento del Cesionario, el Cedente se obliga a cubrir el adeudo mediante depósito directo en la cuenta que Rappi designe, dentro de los 15 (quince) días hábiles siguientes al requerimiento, sin necesidad de excusión ni orden previa. El Cedente suscribe el presente Contrato en señal de aceptación expresa de esta obligación.</w:t>
       </w:r>
     </w:p>
     <w:p>
@@ -1199,7 +926,6 @@
           <w:rFonts w:ascii="Garamond" w:eastAsia="Garamond" w:hAnsi="Garamond" w:cs="Garamond"/>
           <w:sz w:val="20"/>
           <w:szCs w:val="20"/>
-          <w:highlight w:val="yellow"/>
         </w:rPr>
       </w:pPr>
       <w:r>
@@ -1220,71 +946,14 @@
         </w:rPr>
         <w:t xml:space="preserve"> </w:t>
       </w:r>
-      <w:proofErr w:type="gramStart"/>
       <w:r>
         <w:rPr>
           <w:rFonts w:ascii="Garamond" w:eastAsia="Garamond" w:hAnsi="Garamond" w:cs="Garamond"/>
           <w:bCs/>
           <w:sz w:val="21"/>
           <w:szCs w:val="21"/>
-          <w:highlight w:val="yellow"/>
-        </w:rPr>
-        <w:t xml:space="preserve">{{ </w:t>
-      </w:r>
-      <w:proofErr w:type="spellStart"/>
-      <w:r>
-        <w:rPr>
-          <w:rFonts w:ascii="Garamond" w:eastAsia="Garamond" w:hAnsi="Garamond" w:cs="Garamond"/>
-          <w:bCs/>
-          <w:sz w:val="21"/>
-          <w:szCs w:val="21"/>
-          <w:highlight w:val="yellow"/>
-        </w:rPr>
-        <w:t>RS</w:t>
-      </w:r>
-      <w:proofErr w:type="gramEnd"/>
-      <w:r>
-        <w:rPr>
-          <w:rFonts w:ascii="Garamond" w:eastAsia="Garamond" w:hAnsi="Garamond" w:cs="Garamond"/>
-          <w:bCs/>
-          <w:sz w:val="21"/>
-          <w:szCs w:val="21"/>
-          <w:highlight w:val="yellow"/>
-        </w:rPr>
-        <w:t>_CESIONARIO|</w:t>
-      </w:r>
-      <w:proofErr w:type="gramStart"/>
-      <w:r>
-        <w:rPr>
-          <w:rFonts w:ascii="Garamond" w:eastAsia="Garamond" w:hAnsi="Garamond" w:cs="Garamond"/>
-          <w:bCs/>
-          <w:sz w:val="21"/>
-          <w:szCs w:val="21"/>
-          <w:highlight w:val="yellow"/>
-        </w:rPr>
-        <w:t>upper</w:t>
-      </w:r>
-      <w:proofErr w:type="spellEnd"/>
-      <w:r>
-        <w:rPr>
-          <w:rFonts w:ascii="Garamond" w:eastAsia="Garamond" w:hAnsi="Garamond" w:cs="Garamond"/>
-          <w:bCs/>
-          <w:sz w:val="21"/>
-          <w:szCs w:val="21"/>
-          <w:highlight w:val="yellow"/>
-        </w:rPr>
-        <w:t xml:space="preserve"> }</w:t>
-      </w:r>
-      <w:proofErr w:type="gramEnd"/>
-      <w:r>
-        <w:rPr>
-          <w:rFonts w:ascii="Garamond" w:eastAsia="Garamond" w:hAnsi="Garamond" w:cs="Garamond"/>
-          <w:bCs/>
-          <w:sz w:val="21"/>
-          <w:szCs w:val="21"/>
-          <w:highlight w:val="yellow"/>
-        </w:rPr>
-        <w:t>}</w:t>
+        </w:rPr>
+        <w:t>{{ RS_CESIONARIO|upper }}</w:t>
       </w:r>
     </w:p>
     <w:p>
@@ -1303,7 +972,6 @@
           <w:rFonts w:ascii="Garamond" w:eastAsia="Garamond" w:hAnsi="Garamond" w:cs="Garamond"/>
           <w:sz w:val="20"/>
           <w:szCs w:val="20"/>
-          <w:highlight w:val="yellow"/>
         </w:rPr>
       </w:pPr>
       <w:r>
@@ -1324,65 +992,29 @@
         </w:rPr>
         <w:t xml:space="preserve"> </w:t>
       </w:r>
-      <w:proofErr w:type="gramStart"/>
       <w:r>
         <w:rPr>
           <w:rFonts w:ascii="Garamond" w:eastAsia="Garamond" w:hAnsi="Garamond" w:cs="Garamond"/>
           <w:sz w:val="21"/>
           <w:szCs w:val="21"/>
-          <w:highlight w:val="yellow"/>
-        </w:rPr>
-        <w:t xml:space="preserve">{{ </w:t>
-      </w:r>
-      <w:proofErr w:type="spellStart"/>
+        </w:rPr>
+        <w:t>{{ BANCO</w:t>
+      </w:r>
       <w:r>
         <w:rPr>
           <w:rFonts w:ascii="Garamond" w:eastAsia="Garamond" w:hAnsi="Garamond" w:cs="Garamond"/>
           <w:sz w:val="21"/>
           <w:szCs w:val="21"/>
-          <w:highlight w:val="yellow"/>
-        </w:rPr>
-        <w:t>BANCO</w:t>
-      </w:r>
-      <w:proofErr w:type="gramEnd"/>
+        </w:rPr>
+        <w:t>|upper</w:t>
+      </w:r>
       <w:r>
         <w:rPr>
           <w:rFonts w:ascii="Garamond" w:eastAsia="Garamond" w:hAnsi="Garamond" w:cs="Garamond"/>
           <w:sz w:val="21"/>
           <w:szCs w:val="21"/>
-          <w:highlight w:val="yellow"/>
-        </w:rPr>
-        <w:t>|</w:t>
-      </w:r>
-      <w:proofErr w:type="gramStart"/>
-      <w:r>
-        <w:rPr>
-          <w:rFonts w:ascii="Garamond" w:eastAsia="Garamond" w:hAnsi="Garamond" w:cs="Garamond"/>
-          <w:sz w:val="21"/>
-          <w:szCs w:val="21"/>
-          <w:highlight w:val="yellow"/>
-        </w:rPr>
-        <w:t>upper</w:t>
-      </w:r>
-      <w:proofErr w:type="spellEnd"/>
-      <w:r>
-        <w:rPr>
-          <w:rFonts w:ascii="Garamond" w:eastAsia="Garamond" w:hAnsi="Garamond" w:cs="Garamond"/>
-          <w:sz w:val="21"/>
-          <w:szCs w:val="21"/>
-          <w:highlight w:val="yellow"/>
-        </w:rPr>
-        <w:t xml:space="preserve"> }</w:t>
-      </w:r>
-      <w:proofErr w:type="gramEnd"/>
-      <w:r>
-        <w:rPr>
-          <w:rFonts w:ascii="Garamond" w:eastAsia="Garamond" w:hAnsi="Garamond" w:cs="Garamond"/>
-          <w:sz w:val="21"/>
-          <w:szCs w:val="21"/>
-          <w:highlight w:val="yellow"/>
-        </w:rPr>
-        <w:t>}</w:t>
+        </w:rPr>
+        <w:t xml:space="preserve"> }}</w:t>
       </w:r>
     </w:p>
     <w:p>
@@ -1401,30 +1033,17 @@
           <w:rFonts w:ascii="Garamond" w:eastAsia="Garamond" w:hAnsi="Garamond" w:cs="Garamond"/>
           <w:sz w:val="20"/>
           <w:szCs w:val="20"/>
-          <w:highlight w:val="yellow"/>
-        </w:rPr>
-      </w:pPr>
-      <w:proofErr w:type="spellStart"/>
-      <w:r>
-        <w:rPr>
-          <w:rFonts w:ascii="Garamond" w:eastAsia="Garamond" w:hAnsi="Garamond" w:cs="Garamond"/>
-          <w:b/>
-          <w:bCs/>
-          <w:sz w:val="20"/>
-          <w:szCs w:val="20"/>
-        </w:rPr>
-        <w:t>Clabe</w:t>
-      </w:r>
-      <w:proofErr w:type="spellEnd"/>
-      <w:r>
-        <w:rPr>
-          <w:rFonts w:ascii="Garamond" w:eastAsia="Garamond" w:hAnsi="Garamond" w:cs="Garamond"/>
-          <w:b/>
-          <w:bCs/>
-          <w:sz w:val="20"/>
-          <w:szCs w:val="20"/>
-        </w:rPr>
-        <w:t xml:space="preserve"> interbancaria:</w:t>
+        </w:rPr>
+      </w:pPr>
+      <w:r>
+        <w:rPr>
+          <w:rFonts w:ascii="Garamond" w:eastAsia="Garamond" w:hAnsi="Garamond" w:cs="Garamond"/>
+          <w:b/>
+          <w:bCs/>
+          <w:sz w:val="20"/>
+          <w:szCs w:val="20"/>
+        </w:rPr>
+        <w:t>Clabe interbancaria:</w:t>
       </w:r>
       <w:r>
         <w:rPr>
@@ -1434,45 +1053,13 @@
         </w:rPr>
         <w:t xml:space="preserve"> </w:t>
       </w:r>
-      <w:proofErr w:type="gramStart"/>
       <w:r>
         <w:rPr>
           <w:rFonts w:ascii="Garamond" w:eastAsia="Garamond" w:hAnsi="Garamond" w:cs="Garamond"/>
           <w:sz w:val="21"/>
           <w:szCs w:val="21"/>
-          <w:highlight w:val="yellow"/>
-        </w:rPr>
-        <w:t>{{ CLABE</w:t>
-      </w:r>
-      <w:proofErr w:type="gramEnd"/>
-      <w:r>
-        <w:rPr>
-          <w:rFonts w:ascii="Garamond" w:eastAsia="Garamond" w:hAnsi="Garamond" w:cs="Garamond"/>
-          <w:sz w:val="21"/>
-          <w:szCs w:val="21"/>
-          <w:highlight w:val="yellow"/>
-        </w:rPr>
-        <w:t>_</w:t>
-      </w:r>
-      <w:proofErr w:type="gramStart"/>
-      <w:r>
-        <w:rPr>
-          <w:rFonts w:ascii="Garamond" w:eastAsia="Garamond" w:hAnsi="Garamond" w:cs="Garamond"/>
-          <w:sz w:val="21"/>
-          <w:szCs w:val="21"/>
-          <w:highlight w:val="yellow"/>
-        </w:rPr>
-        <w:t>INTERBANCARIA }</w:t>
-      </w:r>
-      <w:proofErr w:type="gramEnd"/>
-      <w:r>
-        <w:rPr>
-          <w:rFonts w:ascii="Garamond" w:eastAsia="Garamond" w:hAnsi="Garamond" w:cs="Garamond"/>
-          <w:sz w:val="21"/>
-          <w:szCs w:val="21"/>
-          <w:highlight w:val="yellow"/>
-        </w:rPr>
-        <w:t>}</w:t>
+        </w:rPr>
+        <w:t>{{ CLABE_INTERBANCARIA }}</w:t>
       </w:r>
     </w:p>
     <w:p>
@@ -1491,7 +1078,6 @@
           <w:rFonts w:ascii="Garamond" w:eastAsia="Garamond" w:hAnsi="Garamond" w:cs="Garamond"/>
           <w:sz w:val="20"/>
           <w:szCs w:val="20"/>
-          <w:highlight w:val="yellow"/>
         </w:rPr>
       </w:pPr>
       <w:r>
@@ -1509,7 +1095,6 @@
           <w:rFonts w:ascii="Garamond" w:eastAsia="Garamond" w:hAnsi="Garamond" w:cs="Garamond"/>
           <w:sz w:val="21"/>
           <w:szCs w:val="21"/>
-          <w:highlight w:val="yellow"/>
         </w:rPr>
         <w:t>{{ NUMERO_CUENTA }}</w:t>
       </w:r>
@@ -1668,7 +1253,6 @@
           <w:rFonts w:ascii="Garamond" w:eastAsia="Garamond" w:hAnsi="Garamond" w:cs="Garamond"/>
           <w:sz w:val="20"/>
           <w:szCs w:val="20"/>
-          <w:highlight w:val="green"/>
         </w:rPr>
       </w:pPr>
       <w:r>
@@ -1714,59 +1298,32 @@
         </w:rPr>
         <w:t xml:space="preserve">El presente Contrato firma electrónicamente el </w:t>
       </w:r>
-      <w:proofErr w:type="gramStart"/>
       <w:r>
         <w:rPr>
           <w:rFonts w:ascii="Garamond" w:eastAsia="Garamond" w:hAnsi="Garamond" w:cs="Garamond"/>
           <w:b/>
           <w:sz w:val="21"/>
           <w:szCs w:val="21"/>
-          <w:highlight w:val="yellow"/>
-        </w:rPr>
-        <w:t>{{ FECHA</w:t>
-      </w:r>
-      <w:proofErr w:type="gramEnd"/>
+        </w:rPr>
+        <w:t>{{ FECHA|</w:t>
+      </w:r>
       <w:r>
         <w:rPr>
           <w:rFonts w:ascii="Garamond" w:eastAsia="Garamond" w:hAnsi="Garamond" w:cs="Garamond"/>
           <w:b/>
           <w:sz w:val="21"/>
           <w:szCs w:val="21"/>
-          <w:highlight w:val="yellow"/>
-        </w:rPr>
-        <w:t>|</w:t>
-      </w:r>
-      <w:proofErr w:type="gramStart"/>
+        </w:rPr>
+        <w:t>lower</w:t>
+      </w:r>
       <w:r>
         <w:rPr>
           <w:rFonts w:ascii="Garamond" w:eastAsia="Garamond" w:hAnsi="Garamond" w:cs="Garamond"/>
           <w:b/>
           <w:sz w:val="21"/>
           <w:szCs w:val="21"/>
-          <w:highlight w:val="yellow"/>
-        </w:rPr>
-        <w:t>lower</w:t>
-      </w:r>
-      <w:r>
-        <w:rPr>
-          <w:rFonts w:ascii="Garamond" w:eastAsia="Garamond" w:hAnsi="Garamond" w:cs="Garamond"/>
-          <w:b/>
-          <w:sz w:val="21"/>
-          <w:szCs w:val="21"/>
-          <w:highlight w:val="yellow"/>
-        </w:rPr>
-        <w:t xml:space="preserve"> }</w:t>
-      </w:r>
-      <w:proofErr w:type="gramEnd"/>
-      <w:r>
-        <w:rPr>
-          <w:rFonts w:ascii="Garamond" w:eastAsia="Garamond" w:hAnsi="Garamond" w:cs="Garamond"/>
-          <w:b/>
-          <w:sz w:val="21"/>
-          <w:szCs w:val="21"/>
-          <w:highlight w:val="yellow"/>
-        </w:rPr>
-        <w:t>}</w:t>
+        </w:rPr>
+        <w:t xml:space="preserve"> }}</w:t>
       </w:r>
       <w:r>
         <w:rPr>
@@ -1844,7 +1401,6 @@
                 <w:rFonts w:ascii="Garamond" w:eastAsia="Garamond" w:hAnsi="Garamond" w:cs="Garamond"/>
                 <w:sz w:val="20"/>
                 <w:szCs w:val="20"/>
-                <w:highlight w:val="yellow"/>
               </w:rPr>
             </w:pPr>
           </w:p>
@@ -1862,7 +1418,6 @@
                 <w:rFonts w:ascii="Garamond" w:eastAsia="Garamond" w:hAnsi="Garamond" w:cs="Garamond"/>
                 <w:sz w:val="20"/>
                 <w:szCs w:val="20"/>
-                <w:highlight w:val="yellow"/>
               </w:rPr>
             </w:pPr>
           </w:p>
@@ -1880,7 +1435,6 @@
                 <w:rFonts w:ascii="Garamond" w:eastAsia="Garamond" w:hAnsi="Garamond" w:cs="Garamond"/>
                 <w:sz w:val="20"/>
                 <w:szCs w:val="20"/>
-                <w:highlight w:val="yellow"/>
               </w:rPr>
             </w:pPr>
           </w:p>
@@ -1923,10 +1477,8 @@
                 <w:rFonts w:ascii="Garamond" w:eastAsia="Garamond" w:hAnsi="Garamond" w:cs="Garamond"/>
                 <w:sz w:val="20"/>
                 <w:szCs w:val="20"/>
-                <w:highlight w:val="yellow"/>
               </w:rPr>
             </w:pPr>
-            <w:proofErr w:type="gramStart"/>
             <w:r>
               <w:rPr>
                 <w:rFonts w:ascii="Garamond" w:eastAsia="Garamond" w:hAnsi="Garamond" w:cs="Garamond"/>
@@ -1935,62 +1487,7 @@
                 <w:sz w:val="21"/>
                 <w:szCs w:val="21"/>
               </w:rPr>
-              <w:t xml:space="preserve">{{ </w:t>
-            </w:r>
-            <w:proofErr w:type="spellStart"/>
-            <w:r>
-              <w:rPr>
-                <w:rFonts w:ascii="Garamond" w:eastAsia="Garamond" w:hAnsi="Garamond" w:cs="Garamond"/>
-                <w:b/>
-                <w:bCs/>
-                <w:sz w:val="21"/>
-                <w:szCs w:val="21"/>
-              </w:rPr>
-              <w:t>NOMBRE</w:t>
-            </w:r>
-            <w:proofErr w:type="gramEnd"/>
-            <w:r>
-              <w:rPr>
-                <w:rFonts w:ascii="Garamond" w:eastAsia="Garamond" w:hAnsi="Garamond" w:cs="Garamond"/>
-                <w:b/>
-                <w:bCs/>
-                <w:sz w:val="21"/>
-                <w:szCs w:val="21"/>
-              </w:rPr>
-              <w:t>_CEDENTE|</w:t>
-            </w:r>
-            <w:proofErr w:type="gramStart"/>
-            <w:r>
-              <w:rPr>
-                <w:rFonts w:ascii="Garamond" w:eastAsia="Garamond" w:hAnsi="Garamond" w:cs="Garamond"/>
-                <w:b/>
-                <w:bCs/>
-                <w:sz w:val="21"/>
-                <w:szCs w:val="21"/>
-              </w:rPr>
-              <w:t>title</w:t>
-            </w:r>
-            <w:proofErr w:type="spellEnd"/>
-            <w:r>
-              <w:rPr>
-                <w:rFonts w:ascii="Garamond" w:eastAsia="Garamond" w:hAnsi="Garamond" w:cs="Garamond"/>
-                <w:b/>
-                <w:bCs/>
-                <w:sz w:val="21"/>
-                <w:szCs w:val="21"/>
-              </w:rPr>
-              <w:t xml:space="preserve"> }</w:t>
-            </w:r>
-            <w:proofErr w:type="gramEnd"/>
-            <w:r>
-              <w:rPr>
-                <w:rFonts w:ascii="Garamond" w:eastAsia="Garamond" w:hAnsi="Garamond" w:cs="Garamond"/>
-                <w:b/>
-                <w:bCs/>
-                <w:sz w:val="21"/>
-                <w:szCs w:val="21"/>
-              </w:rPr>
-              <w:t>}</w:t>
+              <w:t>{{ NOMBRE_CEDENTE|title }}</w:t>
             </w:r>
           </w:p>
           <w:p>
@@ -2090,52 +1587,16 @@
                 <w:bCs/>
                 <w:sz w:val="20"/>
                 <w:szCs w:val="20"/>
-                <w:highlight w:val="yellow"/>
               </w:rPr>
             </w:pPr>
-            <w:proofErr w:type="gramStart"/>
             <w:r>
               <w:rPr>
                 <w:rFonts w:ascii="Garamond" w:eastAsia="Garamond" w:hAnsi="Garamond" w:cs="Garamond"/>
                 <w:bCs/>
                 <w:sz w:val="20"/>
                 <w:szCs w:val="20"/>
-                <w:highlight w:val="yellow"/>
-              </w:rPr>
-              <w:t>{{ RS</w:t>
-            </w:r>
-            <w:proofErr w:type="gramEnd"/>
-            <w:r>
-              <w:rPr>
-                <w:rFonts w:ascii="Garamond" w:eastAsia="Garamond" w:hAnsi="Garamond" w:cs="Garamond"/>
-                <w:bCs/>
-                <w:sz w:val="20"/>
-                <w:szCs w:val="20"/>
-                <w:highlight w:val="yellow"/>
-              </w:rPr>
-              <w:t>_CESIONARIO_</w:t>
-            </w:r>
-            <w:proofErr w:type="gramStart"/>
-            <w:r>
-              <w:rPr>
-                <w:rFonts w:ascii="Garamond" w:eastAsia="Garamond" w:hAnsi="Garamond" w:cs="Garamond"/>
-                <w:bCs/>
-                <w:sz w:val="20"/>
-                <w:szCs w:val="20"/>
-                <w:highlight w:val="yellow"/>
-              </w:rPr>
-              <w:t>FIRMA }</w:t>
-            </w:r>
-            <w:proofErr w:type="gramEnd"/>
-            <w:r>
-              <w:rPr>
-                <w:rFonts w:ascii="Garamond" w:eastAsia="Garamond" w:hAnsi="Garamond" w:cs="Garamond"/>
-                <w:bCs/>
-                <w:sz w:val="20"/>
-                <w:szCs w:val="20"/>
-                <w:highlight w:val="yellow"/>
-              </w:rPr>
-              <w:t>}</w:t>
+              </w:rPr>
+              <w:t>{{ RS_CESIONARIO_FIRMA }}</w:t>
             </w:r>
           </w:p>
           <w:p>
@@ -2153,7 +1614,6 @@
                 <w:bCs/>
                 <w:sz w:val="20"/>
                 <w:szCs w:val="20"/>
-                <w:highlight w:val="yellow"/>
               </w:rPr>
             </w:pPr>
           </w:p>
@@ -2171,7 +1631,6 @@
                 <w:rFonts w:ascii="Garamond" w:eastAsia="Garamond" w:hAnsi="Garamond" w:cs="Garamond"/>
                 <w:sz w:val="20"/>
                 <w:szCs w:val="20"/>
-                <w:highlight w:val="yellow"/>
               </w:rPr>
             </w:pPr>
           </w:p>
@@ -2215,7 +1674,6 @@
                 <w:szCs w:val="21"/>
               </w:rPr>
             </w:pPr>
-            <w:proofErr w:type="gramStart"/>
             <w:r>
               <w:rPr>
                 <w:rFonts w:ascii="Garamond" w:eastAsia="Garamond" w:hAnsi="Garamond" w:cs="Garamond"/>
@@ -2225,67 +1683,7 @@
                 <w:szCs w:val="21"/>
                 <w:lang w:val="es-ES"/>
               </w:rPr>
-              <w:t xml:space="preserve">{{ </w:t>
-            </w:r>
-            <w:proofErr w:type="spellStart"/>
-            <w:r>
-              <w:rPr>
-                <w:rFonts w:ascii="Garamond" w:eastAsia="Garamond" w:hAnsi="Garamond" w:cs="Garamond"/>
-                <w:b/>
-                <w:bCs/>
-                <w:sz w:val="21"/>
-                <w:szCs w:val="21"/>
-                <w:lang w:val="es-ES"/>
-              </w:rPr>
-              <w:t>RL</w:t>
-            </w:r>
-            <w:proofErr w:type="gramEnd"/>
-            <w:r>
-              <w:rPr>
-                <w:rFonts w:ascii="Garamond" w:eastAsia="Garamond" w:hAnsi="Garamond" w:cs="Garamond"/>
-                <w:b/>
-                <w:bCs/>
-                <w:sz w:val="21"/>
-                <w:szCs w:val="21"/>
-                <w:lang w:val="es-ES"/>
-              </w:rPr>
-              <w:t>_CESIONARIO|</w:t>
-            </w:r>
-            <w:proofErr w:type="gramStart"/>
-            <w:r>
-              <w:rPr>
-                <w:rFonts w:ascii="Garamond" w:eastAsia="Garamond" w:hAnsi="Garamond" w:cs="Garamond"/>
-                <w:b/>
-                <w:bCs/>
-                <w:sz w:val="21"/>
-                <w:szCs w:val="21"/>
-                <w:lang w:val="es-ES"/>
-              </w:rPr>
-              <w:t>title</w:t>
-            </w:r>
-            <w:proofErr w:type="spellEnd"/>
-            <w:r>
-              <w:rPr>
-                <w:rFonts w:ascii="Garamond" w:eastAsia="Garamond" w:hAnsi="Garamond" w:cs="Garamond"/>
-                <w:b/>
-                <w:bCs/>
-                <w:sz w:val="21"/>
-                <w:szCs w:val="21"/>
-                <w:lang w:val="es-ES"/>
-              </w:rPr>
-              <w:t xml:space="preserve"> }</w:t>
-            </w:r>
-            <w:proofErr w:type="gramEnd"/>
-            <w:r>
-              <w:rPr>
-                <w:rFonts w:ascii="Garamond" w:eastAsia="Garamond" w:hAnsi="Garamond" w:cs="Garamond"/>
-                <w:b/>
-                <w:bCs/>
-                <w:sz w:val="21"/>
-                <w:szCs w:val="21"/>
-                <w:lang w:val="es-ES"/>
-              </w:rPr>
-              <w:t>}</w:t>
+              <w:t>{{ RL_CESIONARIO|title }}</w:t>
             </w:r>
           </w:p>
           <w:p>
@@ -2311,15 +1709,7 @@
                 <w:sz w:val="20"/>
                 <w:szCs w:val="20"/>
               </w:rPr>
-              <w:t>Representante l</w:t>
-            </w:r>
-            <w:r>
-              <w:rPr>
-                <w:rFonts w:ascii="Garamond" w:eastAsia="Garamond" w:hAnsi="Garamond" w:cs="Garamond"/>
-                <w:sz w:val="20"/>
-                <w:szCs w:val="20"/>
-              </w:rPr>
-              <w:t>egal.</w:t>
+              <w:t>Representante legal.</w:t>
             </w:r>
           </w:p>
         </w:tc>
@@ -2503,29 +1893,7 @@
                 <w:szCs w:val="21"/>
                 <w:lang w:val="pt-BR"/>
               </w:rPr>
-              <w:t xml:space="preserve">Iván </w:t>
-            </w:r>
-            <w:proofErr w:type="spellStart"/>
-            <w:r>
-              <w:rPr>
-                <w:rFonts w:ascii="Garamond" w:eastAsia="Garamond" w:hAnsi="Garamond" w:cs="Garamond"/>
-                <w:b/>
-                <w:sz w:val="21"/>
-                <w:szCs w:val="21"/>
-                <w:lang w:val="pt-BR"/>
-              </w:rPr>
-              <w:t>Cadavid</w:t>
-            </w:r>
-            <w:proofErr w:type="spellEnd"/>
-            <w:r>
-              <w:rPr>
-                <w:rFonts w:ascii="Garamond" w:eastAsia="Garamond" w:hAnsi="Garamond" w:cs="Garamond"/>
-                <w:b/>
-                <w:sz w:val="21"/>
-                <w:szCs w:val="21"/>
-                <w:lang w:val="pt-BR"/>
-              </w:rPr>
-              <w:t xml:space="preserve"> Silva</w:t>
+              <w:t>Iván Cadavid Silva</w:t>
             </w:r>
           </w:p>
           <w:p>
@@ -3141,6 +2509,7 @@
   <w:style w:type="character" w:default="1" w:styleId="Fuentedeprrafopredeter">
     <w:name w:val="Default Paragraph Font"/>
     <w:uiPriority w:val="1"/>
+    <w:semiHidden/>
     <w:unhideWhenUsed/>
   </w:style>
   <w:style w:type="table" w:default="1" w:styleId="Tablanormal">
